--- a/docs/MMMF_Participant_Workbook.docx
+++ b/docs/MMMF_Participant_Workbook.docx
@@ -17,7 +17,7 @@
           <w:sz w:val="22"/>
           <w:szCs w:val="22"/>
         </w:rPr>
-        <w:t xml:space="preserve">MODERN MANNERS &amp; MENTAL FORTITUDE</w:t>
+        <w:t xml:space="preserve">READY FOR REAL LIFE INSTRUCTION AND EDUCATION</w:t>
       </w:r>
     </w:p>
     <w:p>
@@ -222,7 +222,7 @@
           <w:sz w:val="18"/>
           <w:szCs w:val="18"/>
         </w:rPr>
-        <w:t xml:space="preserve">© Michael R. Terry  ·  readyforreal.life</w:t>
+        <w:t xml:space="preserve">© Michael R. Terry &amp; Mekenzi G. Terry · readyforreal.life</w:t>
       </w:r>
     </w:p>
     <w:p>
@@ -10308,7 +10308,7 @@
           <w:sz w:val="18"/>
           <w:szCs w:val="18"/>
         </w:rPr>
-        <w:t xml:space="preserve">© Michael R. Terry  ·  Modern Manners &amp; Mental Fortitude  ·  readyforreal.life</w:t>
+        <w:t xml:space="preserve">Ready for Real Life Instruction and Education | MMMF LLC — © Michael R. Terry &amp; Mekenzi G. Terry · readyforreal.life</w:t>
       </w:r>
     </w:p>
     <w:sectPr>
@@ -10379,7 +10379,7 @@
         <w:sz w:val="16"/>
         <w:szCs w:val="16"/>
       </w:rPr>
-      <w:t xml:space="preserve">© Michael R. Terry  ·  Modern Manners &amp; Mental Fortitude  ·  readyforreal.life</w:t>
+      <w:t xml:space="preserve">Ready for Real Life Instruction and Education | MMMF LLC — © Michael R. Terry &amp; Mekenzi G. Terry · readyforreal.life</w:t>
     </w:r>
   </w:p>
 </w:ftr>
